--- a/supplementary/Final_Supplementary_Material/Supplementary Captions.docx
+++ b/supplementary/Final_Supplementary_Material/Supplementary Captions.docx
@@ -4,21 +4,59 @@
   <w:body>
     <w:p>
       <w:r>
-        <w:t xml:space="preserve">Supplementary Figure 1 – Replicon carriage among AMR-associated primary plasmid clusters from the </w:t>
-      </w:r>
-      <w:proofErr w:type="spellStart"/>
-      <w:r>
-        <w:t>MoBSuite</w:t>
-      </w:r>
-      <w:proofErr w:type="spellEnd"/>
-      <w:r>
-        <w:t xml:space="preserve"> database. A) Only primary plasmid clusters for which ≥60% of representatives carried one or more resistance gene are shown. B) Only primary plasmid clusters for which ≥60% of representatives carried one or more virulence associated gene are shown. C) Only primary plasmid clusters for which ≥60% of representatives carried both one or more resistance gene and one or more virulence gene are shown. The proportion of representatives of a given cluster carrying a give replicon is indicated by colour.</w:t>
+        <w:t>Supplemen</w:t>
+      </w:r>
+      <w:r>
+        <w:t>t</w:t>
+      </w:r>
+      <w:r>
+        <w:t xml:space="preserve">ary </w:t>
+      </w:r>
+      <w:r>
+        <w:t xml:space="preserve">Figure </w:t>
+      </w:r>
+      <w:r>
+        <w:t xml:space="preserve">1 - </w:t>
+      </w:r>
+      <w:r>
+        <w:t>Distribution of putative plasmid sizes in the study collection.</w:t>
+      </w:r>
+    </w:p>
+    <w:p>
+      <w:r>
+        <w:t>Histogram showing the size distribution of putative plasmids identified across the dataset. Plasmid size is shown in kilobases (kb) on a log10 scale to accommodate the wide dynamic range observed. The distribution is multimodal, reflecting the presence of both small plasmids and larger plasmid types, including F-type plasmids, within the collection.</w:t>
+      </w:r>
+    </w:p>
+    <w:p>
+      <w:r>
+        <w:br/>
+      </w:r>
+      <w:r>
+        <w:t xml:space="preserve">Supplementary Figure </w:t>
+      </w:r>
+      <w:r>
+        <w:t>2</w:t>
+      </w:r>
+      <w:r>
+        <w:t xml:space="preserve"> – Replicon carriage among AMR-associated primary plasmid clusters from the M</w:t>
+      </w:r>
+      <w:r>
+        <w:t>O</w:t>
+      </w:r>
+      <w:r>
+        <w:t>BSuite database. A) Only primary plasmid clusters for which ≥60% of representatives carried one or more resistance gene are shown. B) Only primary plasmid clusters for which ≥60% of representatives carried one or more virulence associated gene are shown. C) Only primary plasmid clusters for which ≥60% of representatives carried both one or more resistance gene and one or more virulence gene are shown. The proportion of representatives of a given cluster carrying a give replicon is indicated by colour.</w:t>
       </w:r>
     </w:p>
     <w:p/>
     <w:p>
       <w:r>
-        <w:t xml:space="preserve">Supplementary Figure 2 – </w:t>
+        <w:t xml:space="preserve">Supplementary Figure </w:t>
+      </w:r>
+      <w:r>
+        <w:t>3</w:t>
+      </w:r>
+      <w:r>
+        <w:t xml:space="preserve"> – </w:t>
       </w:r>
       <w:r>
         <w:t xml:space="preserve">A) </w:t>
@@ -33,50 +71,13 @@
         <w:t>among reference plasmid sequences (by cluster) from the reference plasmid database. ^ - Genes associated with resistance to critically important antimicrobials</w:t>
       </w:r>
       <w:r>
-        <w:t xml:space="preserve">. B) </w:t>
-      </w:r>
-      <w:r>
-        <w:t xml:space="preserve">Aggregated carriage of </w:t>
-      </w:r>
-      <w:r>
-        <w:t>virulence associated</w:t>
-      </w:r>
-      <w:r>
-        <w:t xml:space="preserve"> genes</w:t>
-      </w:r>
-      <w:r>
-        <w:t xml:space="preserve"> (VAGs)</w:t>
-      </w:r>
-      <w:r>
-        <w:t xml:space="preserve"> among reference plasmid sequences (by cluster) from the reference plasmid database. ^ - Genes </w:t>
-      </w:r>
-      <w:r>
-        <w:t>were sourced from a custom nucleotide database (see methods); genes not marked as such were sourced from VFDB</w:t>
-      </w:r>
-      <w:r>
-        <w:t>.</w:t>
+        <w:t>. B) Aggregated carriage of virulence associated genes (VAGs) among reference plasmid sequences (by cluster) from the reference plasmid database. ^ - Genes were sourced from a custom nucleotide database (see methods); genes not marked as such were sourced from VFDB.</w:t>
       </w:r>
     </w:p>
     <w:p/>
     <w:p>
       <w:r>
-        <w:t xml:space="preserve">Supplementary Table 1 – </w:t>
-      </w:r>
-      <w:proofErr w:type="spellStart"/>
-      <w:r>
-        <w:t>Biosample</w:t>
-      </w:r>
-      <w:proofErr w:type="spellEnd"/>
-      <w:r>
-        <w:t xml:space="preserve"> accession numbers, metadata, genotypic </w:t>
-      </w:r>
-      <w:proofErr w:type="gramStart"/>
-      <w:r>
-        <w:t>data</w:t>
-      </w:r>
-      <w:proofErr w:type="gramEnd"/>
-      <w:r>
-        <w:t xml:space="preserve"> and primary plasmid cluster carriage for genomes under analysis.</w:t>
+        <w:t>Supplementary Table 1 – Biosample accession numbers, metadata, genotypic data and primary plasmid cluster carriage for genomes under analysis.</w:t>
       </w:r>
     </w:p>
     <w:p/>
